--- a/submission/SNAP-LRE/title_page.docx
+++ b/submission/SNAP-LRE/title_page.docx
@@ -552,7 +552,7 @@
         <w:rPr>
           <w:rStyle w:val="VerbatimChar"/>
         </w:rPr>
-        <w:t xml:space="preserve">v1.7.0-paper</w:t>
+        <w:t xml:space="preserve">v1.7.1-paper</w:t>
       </w:r>
       <w:r>
         <w:t xml:space="preserve">), archived at Zenodo, concept DOI 10.5281/zenodo.22168552, which</w:t>

--- a/submission/SNAP-LRE/title_page.docx
+++ b/submission/SNAP-LRE/title_page.docx
@@ -552,7 +552,7 @@
         <w:rPr>
           <w:rStyle w:val="VerbatimChar"/>
         </w:rPr>
-        <w:t xml:space="preserve">v1.7.1-paper</w:t>
+        <w:t xml:space="preserve">v1.7.2-paper</w:t>
       </w:r>
       <w:r>
         <w:t xml:space="preserve">), archived at Zenodo, concept DOI 10.5281/zenodo.22168552, which</w:t>

--- a/submission/SNAP-LRE/title_page.docx
+++ b/submission/SNAP-LRE/title_page.docx
@@ -552,7 +552,7 @@
         <w:rPr>
           <w:rStyle w:val="VerbatimChar"/>
         </w:rPr>
-        <w:t xml:space="preserve">v1.7.2-paper</w:t>
+        <w:t xml:space="preserve">v1.8.0-paper</w:t>
       </w:r>
       <w:r>
         <w:t xml:space="preserve">), archived at Zenodo, concept DOI 10.5281/zenodo.22168552, which</w:t>

--- a/submission/SNAP-LRE/title_page.docx
+++ b/submission/SNAP-LRE/title_page.docx
@@ -552,7 +552,7 @@
         <w:rPr>
           <w:rStyle w:val="VerbatimChar"/>
         </w:rPr>
-        <w:t xml:space="preserve">v1.8.0-paper</w:t>
+        <w:t xml:space="preserve">v1.8.1-paper</w:t>
       </w:r>
       <w:r>
         <w:t xml:space="preserve">), archived at Zenodo, concept DOI 10.5281/zenodo.22168552, which</w:t>
